--- a/docs/Working_Relationship_Progression_Methodology.docx
+++ b/docs/Working_Relationship_Progression_Methodology.docx
@@ -1686,7 +1686,7 @@
                 <w:sz w:val="18"/>
                 <w:szCs w:val="18"/>
               </w:rPr>
-              <w:t xml:space="preserve">Open / undecided</w:t>
+              <w:t>Judgment</w:t>
             </w:r>
           </w:p>
         </w:tc>
@@ -1716,7 +1716,7 @@
                 <w:sz w:val="18"/>
                 <w:szCs w:val="18"/>
               </w:rPr>
-              <w:t xml:space="preserve">No settled ceiling — could stay Judgment permanently as a strategic/budget call. Flagged as Tim's call, not invented.</w:t>
+              <w:t>Ceiling decided: Judgment, permanently. A standing strategic/budget-authority duty — the same logic as the rest of 7.1.1's strategy-formation work — holds this line regardless of technical capability. Resolved by Tim (Sept 20, 2026).</w:t>
             </w:r>
           </w:p>
         </w:tc>

--- a/docs/Working_Relationship_Progression_Methodology.docx
+++ b/docs/Working_Relationship_Progression_Methodology.docx
@@ -437,7 +437,7 @@
                 <w:sz w:val="18"/>
                 <w:szCs w:val="18"/>
               </w:rPr>
-              <w:t xml:space="preserve">No meaningful AI role, by design — legal, ethical, or relational reasons hold regardless of maturity level.</w:t>
+              <w:t>No AI role in this activity, by design — regardless of demonstrated AI capability.</w:t>
             </w:r>
           </w:p>
         </w:tc>
@@ -503,7 +503,7 @@
                 <w:sz w:val="18"/>
                 <w:szCs w:val="18"/>
               </w:rPr>
-              <w:t xml:space="preserve">A person makes the actual call. AI's role is informational only — it can supply data or a ranking, but the reasoning and decision are the person's.</w:t>
+              <w:t>A person forms the reasoning and makes the call. AI may supply raw inputs (data, a ranking, a benchmark) but does not produce the candidate decision.</w:t>
             </w:r>
           </w:p>
         </w:tc>
@@ -569,7 +569,7 @@
                 <w:sz w:val="18"/>
                 <w:szCs w:val="18"/>
               </w:rPr>
-              <w:t xml:space="preserve">AI performs or proposes the work; a person reviews and approves each instance before it takes effect.</w:t>
+              <w:t>AI performs or proposes the complete work product; a person reviews and approves (or rejects) each instance before it takes effect.</w:t>
             </w:r>
           </w:p>
         </w:tc>
@@ -635,7 +635,7 @@
                 <w:sz w:val="18"/>
                 <w:szCs w:val="18"/>
               </w:rPr>
-              <w:t xml:space="preserve">A person remains the primary actor and does the work; AI assists — drafts, suggests, summarizes — but doesn't act on its own.</w:t>
+              <w:t>The person remains the primary actor and does the work themselves; AI assists in real time but never acts unilaterally, and there is no separate approval gate.</w:t>
             </w:r>
           </w:p>
         </w:tc>
@@ -701,7 +701,7 @@
                 <w:sz w:val="18"/>
                 <w:szCs w:val="18"/>
               </w:rPr>
-              <w:t xml:space="preserve">An AI agent performs the work autonomously within policy bounds; a person handles only flagged exceptions, not every instance.</w:t>
+              <w:t>An AI agent performs the work autonomously within policy bounds; a person handles only flagged exceptions, not every instance.</w:t>
             </w:r>
           </w:p>
         </w:tc>
@@ -767,7 +767,7 @@
                 <w:sz w:val="18"/>
                 <w:szCs w:val="18"/>
               </w:rPr>
-              <w:t xml:space="preserve">AI performs and completes the work with no person in the loop for that instance.</w:t>
+              <w:t>AI performs and completes the work with no person in the loop for that instance — exceptions included.</w:t>
             </w:r>
           </w:p>
         </w:tc>

--- a/docs/Working_Relationship_Progression_Methodology.docx
+++ b/docs/Working_Relationship_Progression_Methodology.docx
@@ -177,7 +177,7 @@
                 <w:sz w:val="19"/>
                 <w:szCs w:val="19"/>
               </w:rPr>
-              <w:t xml:space="preserve">This is a working synthesis of the methodology this session has converged on — not a locked framework spec. It replaces the pattern-derived M1–M5 maturity model with a per-activity working-relationship classification, a three-axis readiness gate, and a human-impact propagation pathway. It is validated so far against three pilots spanning all three role tiers — HRBP Manager / PCF 7.4.4 (Manage employee grievances, Managerial tier), Recruiter / PCF 7.2.3.4 (Select and reject candidates, Operational tier), and CHRO / PCF 7.1.1.2 (Define HR and business function roles and accountability, Executive tier) — and is written to precede, not substitute for, the pilot findings summary for GiGi Garcia.</w:t>
+              <w:t>This is a working synthesis of the methodology this session has converged on — not a locked framework spec. It classifies each activity by its working relationship, with a Progression Ceiling, a three-axis readiness gate, and a human-impact propagation pathway. It is validated so far against three pilots spanning all three role tiers — HRBP Manager / PCF 7.4.4 (Manage employee grievances, Managerial tier), Recruiter / PCF 7.2.3.4 (Select and reject candidates, Operational tier), and CHRO / PCF 7.1.1.2 (Define HR and business function roles and accountability, Executive tier) — and is written to precede, not substitute for, the pilot findings summary for GiGi Garcia.</w:t>
             </w:r>
           </w:p>
         </w:tc>
@@ -223,7 +223,7 @@
           <w:sz w:val="21"/>
           <w:szCs w:val="21"/>
         </w:rPr>
-        <w:t xml:space="preserve">The framework's original M1–M5 maturity model derives a single H% figure from an activity's pattern type (Decision, Knowledge, Document, Transaction, Exception), applying a fixed decay curve shared by every activity of that pattern. Two findings broke that assumption. First, at the activity level: 7.2.1.3 (Approve job requisition, pattern Decision, M3=80) and 7.2.4.3 (Hire candidate, pattern Transaction, M3=35) carry opposite pattern-derived numbers yet collapse to the same real working relationship — Oversight, a human checkpoint on each instance — once classified by what actually happens rather than the pattern label. Second, at the role level: two roles can land at nearly identical H% and still retain completely different work — GiGi Garcia's review of the role-level dashboard showed HRBP Manager and Director of HR Ops converging on a similar M3 band while retaining judgment/coaching/conflict work versus exceptions/controls/compliance work respectively, with very different human consequence.</w:t>
+        <w:t>The framework's earlier model derived a single H% figure from an activity's pattern type (Decision, Knowledge, Document, Transaction, Exception), applying a fixed curve shared by every activity of that pattern. Two findings broke that assumption. First, at the activity level: 7.2.1.3 (Approve job requisition, pattern Decision, 80% H) and 7.2.4.3 (Hire candidate, pattern Transaction, 35% H) carry opposite pattern-derived numbers yet collapse to the same real working relationship — Oversight, a human checkpoint on each instance — once classified by what actually happens rather than the pattern label. Second, at the role level: two roles can land at nearly identical H% and still retain completely different work — GiGi Garcia's review of the role-level dashboard showed HRBP Manager and Director of HR Ops converging on a similar H% band while retaining judgment/coaching/conflict work versus exceptions/controls/compliance work respectively, with very different human consequence.</w:t>
       </w:r>
     </w:p>
     <w:p>
@@ -280,7 +280,7 @@
           <w:sz w:val="21"/>
           <w:szCs w:val="21"/>
         </w:rPr>
-        <w:t xml:space="preserve">Six ordinal categories replace pattern type as the source of an activity's H%/maturity value, read left to right as increasing automation:</w:t>
+        <w:t>Six ordinal categories replace pattern type as the source of an activity's H% value, read left to right as increasing automation:</w:t>
       </w:r>
     </w:p>
     <w:tbl>
@@ -789,7 +789,7 @@
           <w:sz w:val="18"/>
           <w:szCs w:val="18"/>
         </w:rPr>
-        <w:t xml:space="preserve">Progression moves toward Automation one adjacent step at a time (skipping a category is not modeled). The ramp is ordinal, not categorical — it carries a validated single-hue, monotone-lightness color sequence (Sept 10, 2026) distinct from the five work-pattern colors, which keep their separate job as visual/structural identity (badges, pattern-mix bars, capability-map cards) and are not being replaced by this ramp.</w:t>
+        <w:t>Progression moves toward Automation one adjacent step at a time (skipping a category is not modeled). The ramp is ordinal, not categorical — it carries a validated single-hue, monotone-lightness color sequence (Sept 10, 2026). The five work patterns are kept in the data only; the working relationship is the classification every view shows.</w:t>
       </w:r>
     </w:p>
     <w:p>
@@ -808,7 +808,7 @@
           <w:sz w:val="26"/>
           <w:szCs w:val="26"/>
         </w:rPr>
-        <w:t xml:space="preserve">3. Current State, Future State, and Progression Ceiling — replacing M1–M5</w:t>
+        <w:t>3. Current State and Progression Ceiling</w:t>
       </w:r>
     </w:p>
     <w:p>
@@ -827,7 +827,7 @@
           <w:sz w:val="21"/>
           <w:szCs w:val="21"/>
         </w:rPr>
-        <w:t xml:space="preserve">The five-level M1–M5 curve is retired for any activity classified on the working-relationship ramp. In its place, each classified activity carries three values instead of a five-point curve:</w:t>
+        <w:t>Each classified activity carries two values:</w:t>
       </w:r>
     </w:p>
     <w:tbl>
@@ -984,7 +984,7 @@
                 <w:sz w:val="18"/>
                 <w:szCs w:val="18"/>
               </w:rPr>
-              <w:t xml:space="preserve">The activity's real working-relationship category today.</w:t>
+              <w:t>Where the activity stands in one organization. In the reference model every activity starts at the Human-only baseline; each organization's assessment supplies its own value.</w:t>
             </w:r>
           </w:p>
         </w:tc>
@@ -999,7 +999,7 @@
               <w:bottom w:val="single" w:color="DDE3EE" w:sz="4"/>
               <w:right w:val="single" w:color="DDE3EE" w:sz="4"/>
             </w:tcBorders>
-            <w:shd w:fill="FAFBFD" w:color="auto" w:val="clear"/>
+            <w:shd w:fill="FFFFFF" w:color="auto" w:val="clear"/>
             <w:tcMar>
               <w:top w:type="dxa" w:w="100"/>
               <w:left w:type="dxa" w:w="140"/>
@@ -1018,7 +1018,7 @@
                 <w:sz w:val="18"/>
                 <w:szCs w:val="18"/>
               </w:rPr>
-              <w:t xml:space="preserve">Future State</w:t>
+              <w:t xml:space="preserve">Progression Ceiling</w:t>
             </w:r>
           </w:p>
         </w:tc>
@@ -1031,92 +1031,26 @@
               <w:bottom w:val="single" w:color="DDE3EE" w:sz="4"/>
               <w:right w:val="single" w:color="DDE3EE" w:sz="4"/>
             </w:tcBorders>
-            <w:shd w:fill="FAFBFD" w:color="auto" w:val="clear"/>
-            <w:tcMar>
-              <w:top w:type="dxa" w:w="100"/>
-              <w:left w:type="dxa" w:w="140"/>
-              <w:bottom w:type="dxa" w:w="100"/>
-              <w:right w:type="dxa" w:w="140"/>
-            </w:tcMar>
-            <w:vAlign w:val="top"/>
-          </w:tcPr>
-          <w:p>
-            <w:r>
-              <w:rPr>
-                <w:rFonts w:ascii="Segoe UI" w:cs="Segoe UI" w:eastAsia="Segoe UI" w:hAnsi="Segoe UI"/>
-                <w:b w:val="function bold() { [native code] }"/>
-                <w:bCs w:val="function bold() { [native code] }"/>
-                <w:color w:val="444444"/>
-                <w:sz w:val="18"/>
-                <w:szCs w:val="18"/>
-              </w:rPr>
-              <w:t xml:space="preserve">The category actively being pursued as the near-term target. May sit below the Progression Ceiling by deliberate choice.</w:t>
-            </w:r>
-          </w:p>
-        </w:tc>
-      </w:tr>
-      <w:tr>
-        <w:tc>
-          <w:tcPr>
-            <w:tcW w:type="dxa" w:w="2200"/>
-            <w:tcBorders>
-              <w:top w:val="single" w:color="DDE3EE" w:sz="4"/>
-              <w:left w:val="single" w:color="DDE3EE" w:sz="4"/>
-              <w:bottom w:val="single" w:color="DDE3EE" w:sz="4"/>
-              <w:right w:val="single" w:color="DDE3EE" w:sz="4"/>
-            </w:tcBorders>
-            <w:shd w:fill="FFFFFF" w:color="auto" w:val="clear"/>
-            <w:tcMar>
-              <w:top w:type="dxa" w:w="100"/>
-              <w:left w:type="dxa" w:w="140"/>
-              <w:bottom w:type="dxa" w:w="100"/>
-              <w:right w:type="dxa" w:w="140"/>
-            </w:tcMar>
-            <w:vAlign w:val="top"/>
-          </w:tcPr>
-          <w:p>
-            <w:r>
-              <w:rPr>
-                <w:rFonts w:ascii="Segoe UI" w:cs="Segoe UI" w:eastAsia="Segoe UI" w:hAnsi="Segoe UI"/>
-                <w:b/>
-                <w:bCs/>
-                <w:color w:val="444444"/>
-                <w:sz w:val="18"/>
-                <w:szCs w:val="18"/>
-              </w:rPr>
-              <w:t xml:space="preserve">Progression Ceiling</w:t>
-            </w:r>
-          </w:p>
-        </w:tc>
-        <w:tc>
-          <w:tcPr>
-            <w:tcW w:type="dxa" w:w="7940"/>
-            <w:tcBorders>
-              <w:top w:val="single" w:color="DDE3EE" w:sz="4"/>
-              <w:left w:val="single" w:color="DDE3EE" w:sz="4"/>
-              <w:bottom w:val="single" w:color="DDE3EE" w:sz="4"/>
-              <w:right w:val="single" w:color="DDE3EE" w:sz="4"/>
-            </w:tcBorders>
-            <w:shd w:fill="FFFFFF" w:color="auto" w:val="clear"/>
-            <w:tcMar>
-              <w:top w:type="dxa" w:w="100"/>
-              <w:left w:type="dxa" w:w="140"/>
-              <w:bottom w:type="dxa" w:w="100"/>
-              <w:right w:type="dxa" w:w="140"/>
-            </w:tcMar>
-            <w:vAlign w:val="top"/>
-          </w:tcPr>
-          <w:p>
-            <w:r>
-              <w:rPr>
-                <w:rFonts w:ascii="Segoe UI" w:cs="Segoe UI" w:eastAsia="Segoe UI" w:hAnsi="Segoe UI"/>
-                <w:b w:val="function bold() { [native code] }"/>
-                <w:bCs w:val="function bold() { [native code] }"/>
-                <w:color w:val="444444"/>
-                <w:sz w:val="18"/>
-                <w:szCs w:val="18"/>
-              </w:rPr>
-              <w:t xml:space="preserve">The ceiling category this specific activity can plausibly reach, for technical or governance reasons. May be undecided/open. May equal Current State — i.e. no further runway either because the activity is already fully automated or because it is already at its human-side ceiling.</w:t>
+            <w:shd w:fill="FFFFFF" w:color="auto" w:val="clear"/>
+            <w:tcMar>
+              <w:top w:type="dxa" w:w="100"/>
+              <w:left w:type="dxa" w:w="140"/>
+              <w:bottom w:type="dxa" w:w="100"/>
+              <w:right w:type="dxa" w:w="140"/>
+            </w:tcMar>
+            <w:vAlign w:val="top"/>
+          </w:tcPr>
+          <w:p>
+            <w:r>
+              <w:rPr>
+                <w:rFonts w:ascii="Segoe UI" w:cs="Segoe UI" w:eastAsia="Segoe UI" w:hAnsi="Segoe UI"/>
+                <w:b w:val="function bold() { [native code] }"/>
+                <w:bCs w:val="function bold() { [native code] }"/>
+                <w:color w:val="444444"/>
+                <w:sz w:val="18"/>
+                <w:szCs w:val="18"/>
+              </w:rPr>
+              <w:t>The furthest along the ramp AI may take this activity, with the reasons it stops there (its ceiling factors) and its Consequence of Error. An organization can raise it only through a governed override.</w:t>
             </w:r>
           </w:p>
         </w:tc>
@@ -1143,7 +1077,7 @@
           <w:sz w:val="21"/>
           <w:szCs w:val="21"/>
         </w:rPr>
-        <w:t xml:space="preserve">Five worked examples from PCF 7.1/7.2/7.4 — spanning all three role tiers now that Recruiter and CHRO have been piloted alongside HRBP Manager — show why Future State and Progression Ceiling are not always the same value, and why M1/M2 never needed to "mean" anything once the five-point curve is gone:</w:t>
+        <w:t>Five worked examples from PCF 7.1/7.2/7.4 — spanning all three role tiers now that Recruiter and CHRO have been piloted alongside HRBP Manager — show where the ceiling sits and why it stops there:</w:t>
       </w:r>
     </w:p>
     <w:tbl>
@@ -1160,10 +1094,8 @@
       </w:tblPr>
       <w:tblGrid>
         <w:gridCol w:w="2000"/>
-        <w:gridCol w:w="1450"/>
-        <w:gridCol w:w="1450"/>
-        <w:gridCol w:w="1900"/>
-        <w:gridCol w:w="3340"/>
+        <w:gridCol w:w="2866"/>
+        <w:gridCol w:w="5274"/>
       </w:tblGrid>
       <w:tr>
         <w:trPr>
@@ -1207,7 +1139,7 @@
         </w:tc>
         <w:tc>
           <w:tcPr>
-            <w:tcW w:type="dxa" w:w="1450"/>
+            <w:tcW w:type="dxa" w:w="2866"/>
             <w:tcBorders>
               <w:top w:val="single" w:color="1B4F8A" w:sz="4"/>
               <w:left w:val="single" w:color="1B4F8A" w:sz="4"/>
@@ -1237,9 +1169,28 @@
                 <w:sz w:val="17"/>
                 <w:szCs w:val="17"/>
               </w:rPr>
-              <w:t xml:space="preserve">Current</w:t>
-            </w:r>
-          </w:p>
+              <w:t>Progression Ceiling</w:t>
+            </w:r>
+          </w:p>
+        </w:tc>
+        <w:tc>
+          <w:tcPr>
+            <w:tcW w:type="dxa" w:w="5274"/>
+            <w:tcBorders>
+              <w:top w:val="single" w:color="1B4F8A" w:sz="4"/>
+              <w:left w:val="single" w:color="1B4F8A" w:sz="4"/>
+              <w:bottom w:val="single" w:color="1B4F8A" w:sz="4"/>
+              <w:right w:val="single" w:color="1B4F8A" w:sz="4"/>
+            </w:tcBorders>
+            <w:shd w:fill="1B4F8A" w:color="auto" w:val="clear"/>
+            <w:tcMar>
+              <w:top w:type="dxa" w:w="100"/>
+              <w:left w:type="dxa" w:w="140"/>
+              <w:bottom w:type="dxa" w:w="100"/>
+              <w:right w:type="dxa" w:w="140"/>
+            </w:tcMar>
+            <w:vAlign w:val="bottom"/>
+          </w:tcPr>
           <w:p>
             <w:pPr>
               <w:spacing w:after="0"/>
@@ -1254,149 +1205,7 @@
                 <w:sz w:val="17"/>
                 <w:szCs w:val="17"/>
               </w:rPr>
-              <w:t xml:space="preserve">State</w:t>
-            </w:r>
-          </w:p>
-        </w:tc>
-        <w:tc>
-          <w:tcPr>
-            <w:tcW w:type="dxa" w:w="1450"/>
-            <w:tcBorders>
-              <w:top w:val="single" w:color="1B4F8A" w:sz="4"/>
-              <w:left w:val="single" w:color="1B4F8A" w:sz="4"/>
-              <w:bottom w:val="single" w:color="1B4F8A" w:sz="4"/>
-              <w:right w:val="single" w:color="1B4F8A" w:sz="4"/>
-            </w:tcBorders>
-            <w:shd w:fill="1B4F8A" w:color="auto" w:val="clear"/>
-            <w:tcMar>
-              <w:top w:type="dxa" w:w="100"/>
-              <w:left w:type="dxa" w:w="140"/>
-              <w:bottom w:type="dxa" w:w="100"/>
-              <w:right w:type="dxa" w:w="140"/>
-            </w:tcMar>
-            <w:vAlign w:val="bottom"/>
-          </w:tcPr>
-          <w:p>
-            <w:pPr>
-              <w:spacing w:after="0"/>
-            </w:pPr>
-            <w:r>
-              <w:rPr>
-                <w:rFonts w:ascii="Segoe UI" w:cs="Segoe UI" w:eastAsia="Segoe UI" w:hAnsi="Segoe UI"/>
-                <w:b/>
-                <w:bCs/>
-                <w:caps/>
-                <w:color w:val="FFFFFF"/>
-                <w:sz w:val="17"/>
-                <w:szCs w:val="17"/>
-              </w:rPr>
-              <w:t xml:space="preserve">Future</w:t>
-            </w:r>
-          </w:p>
-          <w:p>
-            <w:pPr>
-              <w:spacing w:after="0"/>
-            </w:pPr>
-            <w:r>
-              <w:rPr>
-                <w:rFonts w:ascii="Segoe UI" w:cs="Segoe UI" w:eastAsia="Segoe UI" w:hAnsi="Segoe UI"/>
-                <w:b/>
-                <w:bCs/>
-                <w:caps/>
-                <w:color w:val="FFFFFF"/>
-                <w:sz w:val="17"/>
-                <w:szCs w:val="17"/>
-              </w:rPr>
-              <w:t xml:space="preserve">State</w:t>
-            </w:r>
-          </w:p>
-        </w:tc>
-        <w:tc>
-          <w:tcPr>
-            <w:tcW w:type="dxa" w:w="1900"/>
-            <w:tcBorders>
-              <w:top w:val="single" w:color="1B4F8A" w:sz="4"/>
-              <w:left w:val="single" w:color="1B4F8A" w:sz="4"/>
-              <w:bottom w:val="single" w:color="1B4F8A" w:sz="4"/>
-              <w:right w:val="single" w:color="1B4F8A" w:sz="4"/>
-            </w:tcBorders>
-            <w:shd w:fill="1B4F8A" w:color="auto" w:val="clear"/>
-            <w:tcMar>
-              <w:top w:type="dxa" w:w="100"/>
-              <w:left w:type="dxa" w:w="140"/>
-              <w:bottom w:type="dxa" w:w="100"/>
-              <w:right w:type="dxa" w:w="140"/>
-            </w:tcMar>
-            <w:vAlign w:val="bottom"/>
-          </w:tcPr>
-          <w:p>
-            <w:pPr>
-              <w:spacing w:after="0"/>
-            </w:pPr>
-            <w:r>
-              <w:rPr>
-                <w:rFonts w:ascii="Segoe UI" w:cs="Segoe UI" w:eastAsia="Segoe UI" w:hAnsi="Segoe UI"/>
-                <w:b/>
-                <w:bCs/>
-                <w:caps/>
-                <w:color w:val="FFFFFF"/>
-                <w:sz w:val="17"/>
-                <w:szCs w:val="17"/>
-              </w:rPr>
-              <w:t xml:space="preserve">Progression</w:t>
-            </w:r>
-          </w:p>
-          <w:p>
-            <w:pPr>
-              <w:spacing w:after="0"/>
-            </w:pPr>
-            <w:r>
-              <w:rPr>
-                <w:rFonts w:ascii="Segoe UI" w:cs="Segoe UI" w:eastAsia="Segoe UI" w:hAnsi="Segoe UI"/>
-                <w:b/>
-                <w:bCs/>
-                <w:caps/>
-                <w:color w:val="FFFFFF"/>
-                <w:sz w:val="17"/>
-                <w:szCs w:val="17"/>
-              </w:rPr>
-              <w:t xml:space="preserve">Ceiling</w:t>
-            </w:r>
-          </w:p>
-        </w:tc>
-        <w:tc>
-          <w:tcPr>
-            <w:tcW w:type="dxa" w:w="3340"/>
-            <w:tcBorders>
-              <w:top w:val="single" w:color="1B4F8A" w:sz="4"/>
-              <w:left w:val="single" w:color="1B4F8A" w:sz="4"/>
-              <w:bottom w:val="single" w:color="1B4F8A" w:sz="4"/>
-              <w:right w:val="single" w:color="1B4F8A" w:sz="4"/>
-            </w:tcBorders>
-            <w:shd w:fill="1B4F8A" w:color="auto" w:val="clear"/>
-            <w:tcMar>
-              <w:top w:type="dxa" w:w="100"/>
-              <w:left w:type="dxa" w:w="140"/>
-              <w:bottom w:type="dxa" w:w="100"/>
-              <w:right w:type="dxa" w:w="140"/>
-            </w:tcMar>
-            <w:vAlign w:val="bottom"/>
-          </w:tcPr>
-          <w:p>
-            <w:pPr>
-              <w:spacing w:after="0"/>
-            </w:pPr>
-            <w:r>
-              <w:rPr>
-                <w:rFonts w:ascii="Segoe UI" w:cs="Segoe UI" w:eastAsia="Segoe UI" w:hAnsi="Segoe UI"/>
-                <w:b/>
-                <w:bCs/>
-                <w:caps/>
-                <w:color w:val="FFFFFF"/>
-                <w:sz w:val="17"/>
-                <w:szCs w:val="17"/>
-              </w:rPr>
-              <w:t xml:space="preserve">Note</w:t>
+              <w:t>Why it stops there</w:t>
             </w:r>
           </w:p>
         </w:tc>
@@ -1436,127 +1245,63 @@
         </w:tc>
         <w:tc>
           <w:tcPr>
-            <w:tcW w:type="dxa" w:w="1450"/>
-            <w:tcBorders>
-              <w:top w:val="single" w:color="DDE3EE" w:sz="4"/>
-              <w:left w:val="single" w:color="DDE3EE" w:sz="4"/>
-              <w:bottom w:val="single" w:color="DDE3EE" w:sz="4"/>
-              <w:right w:val="single" w:color="DDE3EE" w:sz="4"/>
-            </w:tcBorders>
-            <w:shd w:fill="FFFFFF" w:color="auto" w:val="clear"/>
-            <w:tcMar>
-              <w:top w:type="dxa" w:w="100"/>
-              <w:left w:type="dxa" w:w="140"/>
-              <w:bottom w:type="dxa" w:w="100"/>
-              <w:right w:type="dxa" w:w="140"/>
-            </w:tcMar>
-            <w:vAlign w:val="top"/>
-          </w:tcPr>
-          <w:p>
-            <w:r>
-              <w:rPr>
-                <w:rFonts w:ascii="Segoe UI" w:cs="Segoe UI" w:eastAsia="Segoe UI" w:hAnsi="Segoe UI"/>
-                <w:b w:val="function bold() { [native code] }"/>
-                <w:bCs w:val="function bold() { [native code] }"/>
-                <w:color w:val="444444"/>
-                <w:sz w:val="18"/>
-                <w:szCs w:val="18"/>
-              </w:rPr>
-              <w:t xml:space="preserve">Oversight</w:t>
-            </w:r>
-          </w:p>
-        </w:tc>
-        <w:tc>
-          <w:tcPr>
-            <w:tcW w:type="dxa" w:w="1450"/>
-            <w:tcBorders>
-              <w:top w:val="single" w:color="DDE3EE" w:sz="4"/>
-              <w:left w:val="single" w:color="DDE3EE" w:sz="4"/>
-              <w:bottom w:val="single" w:color="DDE3EE" w:sz="4"/>
-              <w:right w:val="single" w:color="DDE3EE" w:sz="4"/>
-            </w:tcBorders>
-            <w:shd w:fill="FFFFFF" w:color="auto" w:val="clear"/>
-            <w:tcMar>
-              <w:top w:type="dxa" w:w="100"/>
-              <w:left w:type="dxa" w:w="140"/>
-              <w:bottom w:type="dxa" w:w="100"/>
-              <w:right w:type="dxa" w:w="140"/>
-            </w:tcMar>
-            <w:vAlign w:val="top"/>
-          </w:tcPr>
-          <w:p>
-            <w:r>
-              <w:rPr>
-                <w:rFonts w:ascii="Segoe UI" w:cs="Segoe UI" w:eastAsia="Segoe UI" w:hAnsi="Segoe UI"/>
-                <w:b w:val="function bold() { [native code] }"/>
-                <w:bCs w:val="function bold() { [native code] }"/>
-                <w:color w:val="444444"/>
-                <w:sz w:val="18"/>
-                <w:szCs w:val="18"/>
-              </w:rPr>
-              <w:t xml:space="preserve">Oversight</w:t>
-            </w:r>
-          </w:p>
-        </w:tc>
-        <w:tc>
-          <w:tcPr>
-            <w:tcW w:type="dxa" w:w="1900"/>
-            <w:tcBorders>
-              <w:top w:val="single" w:color="DDE3EE" w:sz="4"/>
-              <w:left w:val="single" w:color="DDE3EE" w:sz="4"/>
-              <w:bottom w:val="single" w:color="DDE3EE" w:sz="4"/>
-              <w:right w:val="single" w:color="DDE3EE" w:sz="4"/>
-            </w:tcBorders>
-            <w:shd w:fill="FFFFFF" w:color="auto" w:val="clear"/>
-            <w:tcMar>
-              <w:top w:type="dxa" w:w="100"/>
-              <w:left w:type="dxa" w:w="140"/>
-              <w:bottom w:type="dxa" w:w="100"/>
-              <w:right w:type="dxa" w:w="140"/>
-            </w:tcMar>
-            <w:vAlign w:val="top"/>
-          </w:tcPr>
-          <w:p>
-            <w:r>
-              <w:rPr>
-                <w:rFonts w:ascii="Segoe UI" w:cs="Segoe UI" w:eastAsia="Segoe UI" w:hAnsi="Segoe UI"/>
-                <w:b w:val="function bold() { [native code] }"/>
-                <w:bCs w:val="function bold() { [native code] }"/>
-                <w:color w:val="444444"/>
-                <w:sz w:val="18"/>
-                <w:szCs w:val="18"/>
-              </w:rPr>
-              <w:t xml:space="preserve">Agent-delegation</w:t>
-            </w:r>
-          </w:p>
-        </w:tc>
-        <w:tc>
-          <w:tcPr>
-            <w:tcW w:type="dxa" w:w="3340"/>
-            <w:tcBorders>
-              <w:top w:val="single" w:color="DDE3EE" w:sz="4"/>
-              <w:left w:val="single" w:color="DDE3EE" w:sz="4"/>
-              <w:bottom w:val="single" w:color="DDE3EE" w:sz="4"/>
-              <w:right w:val="single" w:color="DDE3EE" w:sz="4"/>
-            </w:tcBorders>
-            <w:shd w:fill="FFFFFF" w:color="auto" w:val="clear"/>
-            <w:tcMar>
-              <w:top w:type="dxa" w:w="100"/>
-              <w:left w:type="dxa" w:w="140"/>
-              <w:bottom w:type="dxa" w:w="100"/>
-              <w:right w:type="dxa" w:w="140"/>
-            </w:tcMar>
-            <w:vAlign w:val="top"/>
-          </w:tcPr>
-          <w:p>
-            <w:r>
-              <w:rPr>
-                <w:rFonts w:ascii="Segoe UI" w:cs="Segoe UI" w:eastAsia="Segoe UI" w:hAnsi="Segoe UI"/>
-                <w:color w:val="444444"/>
-                <w:sz w:val="18"/>
-                <w:szCs w:val="18"/>
-              </w:rPr>
-              <w:t xml:space="preserve">Ceiling is knowable, but reaching it is a governance choice (removing human sign-off), not only a technical one.</w:t>
+            <w:tcW w:type="dxa" w:w="2866"/>
+            <w:tcBorders>
+              <w:top w:val="single" w:color="DDE3EE" w:sz="4"/>
+              <w:left w:val="single" w:color="DDE3EE" w:sz="4"/>
+              <w:bottom w:val="single" w:color="DDE3EE" w:sz="4"/>
+              <w:right w:val="single" w:color="DDE3EE" w:sz="4"/>
+            </w:tcBorders>
+            <w:shd w:fill="FFFFFF" w:color="auto" w:val="clear"/>
+            <w:tcMar>
+              <w:top w:type="dxa" w:w="100"/>
+              <w:left w:type="dxa" w:w="140"/>
+              <w:bottom w:type="dxa" w:w="100"/>
+              <w:right w:type="dxa" w:w="140"/>
+            </w:tcMar>
+            <w:vAlign w:val="top"/>
+          </w:tcPr>
+          <w:p>
+            <w:r>
+              <w:rPr>
+                <w:rFonts w:ascii="Segoe UI" w:cs="Segoe UI" w:eastAsia="Segoe UI" w:hAnsi="Segoe UI"/>
+                <w:b w:val="function bold() { [native code] }"/>
+                <w:bCs w:val="function bold() { [native code] }"/>
+                <w:color w:val="444444"/>
+                <w:sz w:val="18"/>
+                <w:szCs w:val="18"/>
+              </w:rPr>
+              <w:t>Oversight</w:t>
+            </w:r>
+          </w:p>
+        </w:tc>
+        <w:tc>
+          <w:tcPr>
+            <w:tcW w:type="dxa" w:w="5274"/>
+            <w:tcBorders>
+              <w:top w:val="single" w:color="DDE3EE" w:sz="4"/>
+              <w:left w:val="single" w:color="DDE3EE" w:sz="4"/>
+              <w:bottom w:val="single" w:color="DDE3EE" w:sz="4"/>
+              <w:right w:val="single" w:color="DDE3EE" w:sz="4"/>
+            </w:tcBorders>
+            <w:shd w:fill="FFFFFF" w:color="auto" w:val="clear"/>
+            <w:tcMar>
+              <w:top w:type="dxa" w:w="100"/>
+              <w:left w:type="dxa" w:w="140"/>
+              <w:bottom w:type="dxa" w:w="100"/>
+              <w:right w:type="dxa" w:w="140"/>
+            </w:tcMar>
+            <w:vAlign w:val="top"/>
+          </w:tcPr>
+          <w:p>
+            <w:r>
+              <w:rPr>
+                <w:rFonts w:ascii="Segoe UI" w:cs="Segoe UI" w:eastAsia="Segoe UI" w:hAnsi="Segoe UI"/>
+                <w:color w:val="444444"/>
+                <w:sz w:val="18"/>
+                <w:szCs w:val="18"/>
+              </w:rPr>
+              <w:t>A governance choice: a person signs off on each budget commitment, held there by its High Consequence of Error (lowered from Agent-delegation, CL-004).</w:t>
             </w:r>
           </w:p>
         </w:tc>
@@ -1596,7 +1341,7 @@
         </w:tc>
         <w:tc>
           <w:tcPr>
-            <w:tcW w:type="dxa" w:w="1450"/>
+            <w:tcW w:type="dxa" w:w="2866"/>
             <w:tcBorders>
               <w:top w:val="single" w:color="DDE3EE" w:sz="4"/>
               <w:left w:val="single" w:color="DDE3EE" w:sz="4"/>
@@ -1622,13 +1367,13 @@
                 <w:sz w:val="18"/>
                 <w:szCs w:val="18"/>
               </w:rPr>
-              <w:t xml:space="preserve">Judgment</w:t>
-            </w:r>
-          </w:p>
-        </w:tc>
-        <w:tc>
-          <w:tcPr>
-            <w:tcW w:type="dxa" w:w="1450"/>
+              <w:t>Judgment</w:t>
+            </w:r>
+          </w:p>
+        </w:tc>
+        <w:tc>
+          <w:tcPr>
+            <w:tcW w:type="dxa" w:w="5274"/>
             <w:tcBorders>
               <w:top w:val="single" w:color="DDE3EE" w:sz="4"/>
               <w:left w:val="single" w:color="DDE3EE" w:sz="4"/>
@@ -1648,75 +1393,11 @@
             <w:r>
               <w:rPr>
                 <w:rFonts w:ascii="Segoe UI" w:cs="Segoe UI" w:eastAsia="Segoe UI" w:hAnsi="Segoe UI"/>
-                <w:b w:val="function bold() { [native code] }"/>
-                <w:bCs w:val="function bold() { [native code] }"/>
-                <w:color w:val="444444"/>
-                <w:sz w:val="18"/>
-                <w:szCs w:val="18"/>
-              </w:rPr>
-              <w:t xml:space="preserve">Judgment</w:t>
-            </w:r>
-          </w:p>
-        </w:tc>
-        <w:tc>
-          <w:tcPr>
-            <w:tcW w:type="dxa" w:w="1900"/>
-            <w:tcBorders>
-              <w:top w:val="single" w:color="DDE3EE" w:sz="4"/>
-              <w:left w:val="single" w:color="DDE3EE" w:sz="4"/>
-              <w:bottom w:val="single" w:color="DDE3EE" w:sz="4"/>
-              <w:right w:val="single" w:color="DDE3EE" w:sz="4"/>
-            </w:tcBorders>
-            <w:shd w:fill="FAFBFD" w:color="auto" w:val="clear"/>
-            <w:tcMar>
-              <w:top w:type="dxa" w:w="100"/>
-              <w:left w:type="dxa" w:w="140"/>
-              <w:bottom w:type="dxa" w:w="100"/>
-              <w:right w:type="dxa" w:w="140"/>
-            </w:tcMar>
-            <w:vAlign w:val="top"/>
-          </w:tcPr>
-          <w:p>
-            <w:r>
-              <w:rPr>
-                <w:rFonts w:ascii="Segoe UI" w:cs="Segoe UI" w:eastAsia="Segoe UI" w:hAnsi="Segoe UI"/>
-                <w:b w:val="function bold() { [native code] }"/>
-                <w:bCs w:val="function bold() { [native code] }"/>
-                <w:color w:val="444444"/>
-                <w:sz w:val="18"/>
-                <w:szCs w:val="18"/>
-              </w:rPr>
-              <w:t>Judgment</w:t>
-            </w:r>
-          </w:p>
-        </w:tc>
-        <w:tc>
-          <w:tcPr>
-            <w:tcW w:type="dxa" w:w="3340"/>
-            <w:tcBorders>
-              <w:top w:val="single" w:color="DDE3EE" w:sz="4"/>
-              <w:left w:val="single" w:color="DDE3EE" w:sz="4"/>
-              <w:bottom w:val="single" w:color="DDE3EE" w:sz="4"/>
-              <w:right w:val="single" w:color="DDE3EE" w:sz="4"/>
-            </w:tcBorders>
-            <w:shd w:fill="FAFBFD" w:color="auto" w:val="clear"/>
-            <w:tcMar>
-              <w:top w:type="dxa" w:w="100"/>
-              <w:left w:type="dxa" w:w="140"/>
-              <w:bottom w:type="dxa" w:w="100"/>
-              <w:right w:type="dxa" w:w="140"/>
-            </w:tcMar>
-            <w:vAlign w:val="top"/>
-          </w:tcPr>
-          <w:p>
-            <w:r>
-              <w:rPr>
-                <w:rFonts w:ascii="Segoe UI" w:cs="Segoe UI" w:eastAsia="Segoe UI" w:hAnsi="Segoe UI"/>
-                <w:color w:val="444444"/>
-                <w:sz w:val="18"/>
-                <w:szCs w:val="18"/>
-              </w:rPr>
-              <w:t>Ceiling decided: Judgment, permanently. A standing strategic/budget-authority duty — the same logic as the rest of 7.1.1's strategy-formation work — holds this line regardless of technical capability. Resolved by Tim (Sept 20, 2026).</w:t>
+                <w:color w:val="444444"/>
+                <w:sz w:val="18"/>
+                <w:szCs w:val="18"/>
+              </w:rPr>
+              <w:t>7.2.1.1: a standing strategic and budget-authority duty holds it at Judgment permanently (decided Sept 20, CL-002).</w:t>
             </w:r>
           </w:p>
         </w:tc>
@@ -1756,127 +1437,63 @@
         </w:tc>
         <w:tc>
           <w:tcPr>
-            <w:tcW w:type="dxa" w:w="1450"/>
-            <w:tcBorders>
-              <w:top w:val="single" w:color="DDE3EE" w:sz="4"/>
-              <w:left w:val="single" w:color="DDE3EE" w:sz="4"/>
-              <w:bottom w:val="single" w:color="DDE3EE" w:sz="4"/>
-              <w:right w:val="single" w:color="DDE3EE" w:sz="4"/>
-            </w:tcBorders>
-            <w:shd w:fill="FFFFFF" w:color="auto" w:val="clear"/>
-            <w:tcMar>
-              <w:top w:type="dxa" w:w="100"/>
-              <w:left w:type="dxa" w:w="140"/>
-              <w:bottom w:type="dxa" w:w="100"/>
-              <w:right w:type="dxa" w:w="140"/>
-            </w:tcMar>
-            <w:vAlign w:val="top"/>
-          </w:tcPr>
-          <w:p>
-            <w:r>
-              <w:rPr>
-                <w:rFonts w:ascii="Segoe UI" w:cs="Segoe UI" w:eastAsia="Segoe UI" w:hAnsi="Segoe UI"/>
-                <w:b w:val="function bold() { [native code] }"/>
-                <w:bCs w:val="function bold() { [native code] }"/>
-                <w:color w:val="444444"/>
-                <w:sz w:val="18"/>
-                <w:szCs w:val="18"/>
-              </w:rPr>
-              <w:t xml:space="preserve">Judgment</w:t>
-            </w:r>
-          </w:p>
-        </w:tc>
-        <w:tc>
-          <w:tcPr>
-            <w:tcW w:type="dxa" w:w="1450"/>
-            <w:tcBorders>
-              <w:top w:val="single" w:color="DDE3EE" w:sz="4"/>
-              <w:left w:val="single" w:color="DDE3EE" w:sz="4"/>
-              <w:bottom w:val="single" w:color="DDE3EE" w:sz="4"/>
-              <w:right w:val="single" w:color="DDE3EE" w:sz="4"/>
-            </w:tcBorders>
-            <w:shd w:fill="FFFFFF" w:color="auto" w:val="clear"/>
-            <w:tcMar>
-              <w:top w:type="dxa" w:w="100"/>
-              <w:left w:type="dxa" w:w="140"/>
-              <w:bottom w:type="dxa" w:w="100"/>
-              <w:right w:type="dxa" w:w="140"/>
-            </w:tcMar>
-            <w:vAlign w:val="top"/>
-          </w:tcPr>
-          <w:p>
-            <w:r>
-              <w:rPr>
-                <w:rFonts w:ascii="Segoe UI" w:cs="Segoe UI" w:eastAsia="Segoe UI" w:hAnsi="Segoe UI"/>
-                <w:b w:val="function bold() { [native code] }"/>
-                <w:bCs w:val="function bold() { [native code] }"/>
-                <w:color w:val="444444"/>
-                <w:sz w:val="18"/>
-                <w:szCs w:val="18"/>
-              </w:rPr>
-              <w:t xml:space="preserve">Judgment</w:t>
-            </w:r>
-          </w:p>
-        </w:tc>
-        <w:tc>
-          <w:tcPr>
-            <w:tcW w:type="dxa" w:w="1900"/>
-            <w:tcBorders>
-              <w:top w:val="single" w:color="DDE3EE" w:sz="4"/>
-              <w:left w:val="single" w:color="DDE3EE" w:sz="4"/>
-              <w:bottom w:val="single" w:color="DDE3EE" w:sz="4"/>
-              <w:right w:val="single" w:color="DDE3EE" w:sz="4"/>
-            </w:tcBorders>
-            <w:shd w:fill="FFFFFF" w:color="auto" w:val="clear"/>
-            <w:tcMar>
-              <w:top w:type="dxa" w:w="100"/>
-              <w:left w:type="dxa" w:w="140"/>
-              <w:bottom w:type="dxa" w:w="100"/>
-              <w:right w:type="dxa" w:w="140"/>
-            </w:tcMar>
-            <w:vAlign w:val="top"/>
-          </w:tcPr>
-          <w:p>
-            <w:r>
-              <w:rPr>
-                <w:rFonts w:ascii="Segoe UI" w:cs="Segoe UI" w:eastAsia="Segoe UI" w:hAnsi="Segoe UI"/>
-                <w:b w:val="function bold() { [native code] }"/>
-                <w:bCs w:val="function bold() { [native code] }"/>
-                <w:color w:val="444444"/>
-                <w:sz w:val="18"/>
-                <w:szCs w:val="18"/>
-              </w:rPr>
-              <w:t xml:space="preserve">Judgment</w:t>
-            </w:r>
-          </w:p>
-        </w:tc>
-        <w:tc>
-          <w:tcPr>
-            <w:tcW w:type="dxa" w:w="3340"/>
-            <w:tcBorders>
-              <w:top w:val="single" w:color="DDE3EE" w:sz="4"/>
-              <w:left w:val="single" w:color="DDE3EE" w:sz="4"/>
-              <w:bottom w:val="single" w:color="DDE3EE" w:sz="4"/>
-              <w:right w:val="single" w:color="DDE3EE" w:sz="4"/>
-            </w:tcBorders>
-            <w:shd w:fill="FFFFFF" w:color="auto" w:val="clear"/>
-            <w:tcMar>
-              <w:top w:type="dxa" w:w="100"/>
-              <w:left w:type="dxa" w:w="140"/>
-              <w:bottom w:type="dxa" w:w="100"/>
-              <w:right w:type="dxa" w:w="140"/>
-            </w:tcMar>
-            <w:vAlign w:val="top"/>
-          </w:tcPr>
-          <w:p>
-            <w:r>
-              <w:rPr>
-                <w:rFonts w:ascii="Segoe UI" w:cs="Segoe UI" w:eastAsia="Segoe UI" w:hAnsi="Segoe UI"/>
-                <w:color w:val="444444"/>
-                <w:sz w:val="18"/>
-                <w:szCs w:val="18"/>
-              </w:rPr>
-              <w:t xml:space="preserve">Already at its human-side ceiling. The Accountable role (HRBP Manager) never changes across the real M1→M5 curve (95%→68%) — the mirror case to an activity already at Automation with no further runway.</w:t>
+            <w:tcW w:type="dxa" w:w="2866"/>
+            <w:tcBorders>
+              <w:top w:val="single" w:color="DDE3EE" w:sz="4"/>
+              <w:left w:val="single" w:color="DDE3EE" w:sz="4"/>
+              <w:bottom w:val="single" w:color="DDE3EE" w:sz="4"/>
+              <w:right w:val="single" w:color="DDE3EE" w:sz="4"/>
+            </w:tcBorders>
+            <w:shd w:fill="FFFFFF" w:color="auto" w:val="clear"/>
+            <w:tcMar>
+              <w:top w:type="dxa" w:w="100"/>
+              <w:left w:type="dxa" w:w="140"/>
+              <w:bottom w:type="dxa" w:w="100"/>
+              <w:right w:type="dxa" w:w="140"/>
+            </w:tcMar>
+            <w:vAlign w:val="top"/>
+          </w:tcPr>
+          <w:p>
+            <w:r>
+              <w:rPr>
+                <w:rFonts w:ascii="Segoe UI" w:cs="Segoe UI" w:eastAsia="Segoe UI" w:hAnsi="Segoe UI"/>
+                <w:b w:val="function bold() { [native code] }"/>
+                <w:bCs w:val="function bold() { [native code] }"/>
+                <w:color w:val="444444"/>
+                <w:sz w:val="18"/>
+                <w:szCs w:val="18"/>
+              </w:rPr>
+              <w:t>Judgment</w:t>
+            </w:r>
+          </w:p>
+        </w:tc>
+        <w:tc>
+          <w:tcPr>
+            <w:tcW w:type="dxa" w:w="5274"/>
+            <w:tcBorders>
+              <w:top w:val="single" w:color="DDE3EE" w:sz="4"/>
+              <w:left w:val="single" w:color="DDE3EE" w:sz="4"/>
+              <w:bottom w:val="single" w:color="DDE3EE" w:sz="4"/>
+              <w:right w:val="single" w:color="DDE3EE" w:sz="4"/>
+            </w:tcBorders>
+            <w:shd w:fill="FFFFFF" w:color="auto" w:val="clear"/>
+            <w:tcMar>
+              <w:top w:type="dxa" w:w="100"/>
+              <w:left w:type="dxa" w:w="140"/>
+              <w:bottom w:type="dxa" w:w="100"/>
+              <w:right w:type="dxa" w:w="140"/>
+            </w:tcMar>
+            <w:vAlign w:val="top"/>
+          </w:tcPr>
+          <w:p>
+            <w:r>
+              <w:rPr>
+                <w:rFonts w:ascii="Segoe UI" w:cs="Segoe UI" w:eastAsia="Segoe UI" w:hAnsi="Segoe UI"/>
+                <w:color w:val="444444"/>
+                <w:sz w:val="18"/>
+                <w:szCs w:val="18"/>
+              </w:rPr>
+              <w:t>Emotional and relational stakes. The Accountable role (HRBP Manager) holds the outcome at every step of the ramp.</w:t>
             </w:r>
           </w:p>
         </w:tc>
@@ -1916,7 +1533,7 @@
         </w:tc>
         <w:tc>
           <w:tcPr>
-            <w:tcW w:type="dxa" w:w="1450"/>
+            <w:tcW w:type="dxa" w:w="2866"/>
             <w:tcBorders>
               <w:top w:val="single" w:color="DDE3EE" w:sz="4"/>
               <w:left w:val="single" w:color="DDE3EE" w:sz="4"/>
@@ -1942,13 +1559,13 @@
                 <w:sz w:val="18"/>
                 <w:szCs w:val="18"/>
               </w:rPr>
-              <w:t xml:space="preserve">Judgment</w:t>
-            </w:r>
-          </w:p>
-        </w:tc>
-        <w:tc>
-          <w:tcPr>
-            <w:tcW w:type="dxa" w:w="1450"/>
+              <w:t>Judgment</w:t>
+            </w:r>
+          </w:p>
+        </w:tc>
+        <w:tc>
+          <w:tcPr>
+            <w:tcW w:type="dxa" w:w="5274"/>
             <w:tcBorders>
               <w:top w:val="single" w:color="DDE3EE" w:sz="4"/>
               <w:left w:val="single" w:color="DDE3EE" w:sz="4"/>
@@ -1968,75 +1585,11 @@
             <w:r>
               <w:rPr>
                 <w:rFonts w:ascii="Segoe UI" w:cs="Segoe UI" w:eastAsia="Segoe UI" w:hAnsi="Segoe UI"/>
-                <w:b w:val="function bold() { [native code] }"/>
-                <w:bCs w:val="function bold() { [native code] }"/>
-                <w:color w:val="444444"/>
-                <w:sz w:val="18"/>
-                <w:szCs w:val="18"/>
-              </w:rPr>
-              <w:t xml:space="preserve">Judgment</w:t>
-            </w:r>
-          </w:p>
-        </w:tc>
-        <w:tc>
-          <w:tcPr>
-            <w:tcW w:type="dxa" w:w="1900"/>
-            <w:tcBorders>
-              <w:top w:val="single" w:color="DDE3EE" w:sz="4"/>
-              <w:left w:val="single" w:color="DDE3EE" w:sz="4"/>
-              <w:bottom w:val="single" w:color="DDE3EE" w:sz="4"/>
-              <w:right w:val="single" w:color="DDE3EE" w:sz="4"/>
-            </w:tcBorders>
-            <w:shd w:fill="FAFBFD" w:color="auto" w:val="clear"/>
-            <w:tcMar>
-              <w:top w:type="dxa" w:w="100"/>
-              <w:left w:type="dxa" w:w="140"/>
-              <w:bottom w:type="dxa" w:w="100"/>
-              <w:right w:type="dxa" w:w="140"/>
-            </w:tcMar>
-            <w:vAlign w:val="top"/>
-          </w:tcPr>
-          <w:p>
-            <w:r>
-              <w:rPr>
-                <w:rFonts w:ascii="Segoe UI" w:cs="Segoe UI" w:eastAsia="Segoe UI" w:hAnsi="Segoe UI"/>
-                <w:b w:val="function bold() { [native code] }"/>
-                <w:bCs w:val="function bold() { [native code] }"/>
-                <w:color w:val="444444"/>
-                <w:sz w:val="18"/>
-                <w:szCs w:val="18"/>
-              </w:rPr>
-              <w:t xml:space="preserve">Judgment</w:t>
-            </w:r>
-          </w:p>
-        </w:tc>
-        <w:tc>
-          <w:tcPr>
-            <w:tcW w:type="dxa" w:w="3340"/>
-            <w:tcBorders>
-              <w:top w:val="single" w:color="DDE3EE" w:sz="4"/>
-              <w:left w:val="single" w:color="DDE3EE" w:sz="4"/>
-              <w:bottom w:val="single" w:color="DDE3EE" w:sz="4"/>
-              <w:right w:val="single" w:color="DDE3EE" w:sz="4"/>
-            </w:tcBorders>
-            <w:shd w:fill="FAFBFD" w:color="auto" w:val="clear"/>
-            <w:tcMar>
-              <w:top w:type="dxa" w:w="100"/>
-              <w:left w:type="dxa" w:w="140"/>
-              <w:bottom w:type="dxa" w:w="100"/>
-              <w:right w:type="dxa" w:w="140"/>
-            </w:tcMar>
-            <w:vAlign w:val="top"/>
-          </w:tcPr>
-          <w:p>
-            <w:r>
-              <w:rPr>
-                <w:rFonts w:ascii="Segoe UI" w:cs="Segoe UI" w:eastAsia="Segoe UI" w:hAnsi="Segoe UI"/>
-                <w:color w:val="444444"/>
-                <w:sz w:val="18"/>
-                <w:szCs w:val="18"/>
-              </w:rPr>
-              <w:t xml:space="preserve">A second already-at-ceiling case, for a different reason than 7.4.4's — EEOC/adverse-impact liability on the hiring decision itself, not emotional/relational stakes. Recruiter's pilot below.</w:t>
+                <w:color w:val="444444"/>
+                <w:sz w:val="18"/>
+                <w:szCs w:val="18"/>
+              </w:rPr>
+              <w:t>A different reason than 7.4.4's: EEOC and adverse-impact liability on the hiring decision itself. Recruiter's pilot below.</w:t>
             </w:r>
           </w:p>
         </w:tc>
@@ -2076,127 +1629,63 @@
         </w:tc>
         <w:tc>
           <w:tcPr>
-            <w:tcW w:type="dxa" w:w="1450"/>
-            <w:tcBorders>
-              <w:top w:val="single" w:color="DDE3EE" w:sz="4"/>
-              <w:left w:val="single" w:color="DDE3EE" w:sz="4"/>
-              <w:bottom w:val="single" w:color="DDE3EE" w:sz="4"/>
-              <w:right w:val="single" w:color="DDE3EE" w:sz="4"/>
-            </w:tcBorders>
-            <w:shd w:fill="FFFFFF" w:color="auto" w:val="clear"/>
-            <w:tcMar>
-              <w:top w:type="dxa" w:w="100"/>
-              <w:left w:type="dxa" w:w="140"/>
-              <w:bottom w:type="dxa" w:w="100"/>
-              <w:right w:type="dxa" w:w="140"/>
-            </w:tcMar>
-            <w:vAlign w:val="top"/>
-          </w:tcPr>
-          <w:p>
-            <w:r>
-              <w:rPr>
-                <w:rFonts w:ascii="Segoe UI" w:cs="Segoe UI" w:eastAsia="Segoe UI" w:hAnsi="Segoe UI"/>
-                <w:b w:val="function bold() { [native code] }"/>
-                <w:bCs w:val="function bold() { [native code] }"/>
-                <w:color w:val="444444"/>
-                <w:sz w:val="18"/>
-                <w:szCs w:val="18"/>
-              </w:rPr>
-              <w:t xml:space="preserve">Judgment</w:t>
-            </w:r>
-          </w:p>
-        </w:tc>
-        <w:tc>
-          <w:tcPr>
-            <w:tcW w:type="dxa" w:w="1450"/>
-            <w:tcBorders>
-              <w:top w:val="single" w:color="DDE3EE" w:sz="4"/>
-              <w:left w:val="single" w:color="DDE3EE" w:sz="4"/>
-              <w:bottom w:val="single" w:color="DDE3EE" w:sz="4"/>
-              <w:right w:val="single" w:color="DDE3EE" w:sz="4"/>
-            </w:tcBorders>
-            <w:shd w:fill="FFFFFF" w:color="auto" w:val="clear"/>
-            <w:tcMar>
-              <w:top w:type="dxa" w:w="100"/>
-              <w:left w:type="dxa" w:w="140"/>
-              <w:bottom w:type="dxa" w:w="100"/>
-              <w:right w:type="dxa" w:w="140"/>
-            </w:tcMar>
-            <w:vAlign w:val="top"/>
-          </w:tcPr>
-          <w:p>
-            <w:r>
-              <w:rPr>
-                <w:rFonts w:ascii="Segoe UI" w:cs="Segoe UI" w:eastAsia="Segoe UI" w:hAnsi="Segoe UI"/>
-                <w:b w:val="function bold() { [native code] }"/>
-                <w:bCs w:val="function bold() { [native code] }"/>
-                <w:color w:val="444444"/>
-                <w:sz w:val="18"/>
-                <w:szCs w:val="18"/>
-              </w:rPr>
-              <w:t xml:space="preserve">Judgment</w:t>
-            </w:r>
-          </w:p>
-        </w:tc>
-        <w:tc>
-          <w:tcPr>
-            <w:tcW w:type="dxa" w:w="1900"/>
-            <w:tcBorders>
-              <w:top w:val="single" w:color="DDE3EE" w:sz="4"/>
-              <w:left w:val="single" w:color="DDE3EE" w:sz="4"/>
-              <w:bottom w:val="single" w:color="DDE3EE" w:sz="4"/>
-              <w:right w:val="single" w:color="DDE3EE" w:sz="4"/>
-            </w:tcBorders>
-            <w:shd w:fill="FFFFFF" w:color="auto" w:val="clear"/>
-            <w:tcMar>
-              <w:top w:type="dxa" w:w="100"/>
-              <w:left w:type="dxa" w:w="140"/>
-              <w:bottom w:type="dxa" w:w="100"/>
-              <w:right w:type="dxa" w:w="140"/>
-            </w:tcMar>
-            <w:vAlign w:val="top"/>
-          </w:tcPr>
-          <w:p>
-            <w:r>
-              <w:rPr>
-                <w:rFonts w:ascii="Segoe UI" w:cs="Segoe UI" w:eastAsia="Segoe UI" w:hAnsi="Segoe UI"/>
-                <w:b w:val="function bold() { [native code] }"/>
-                <w:bCs w:val="function bold() { [native code] }"/>
-                <w:color w:val="444444"/>
-                <w:sz w:val="18"/>
-                <w:szCs w:val="18"/>
-              </w:rPr>
-              <w:t xml:space="preserve">Judgment</w:t>
-            </w:r>
-          </w:p>
-        </w:tc>
-        <w:tc>
-          <w:tcPr>
-            <w:tcW w:type="dxa" w:w="3340"/>
-            <w:tcBorders>
-              <w:top w:val="single" w:color="DDE3EE" w:sz="4"/>
-              <w:left w:val="single" w:color="DDE3EE" w:sz="4"/>
-              <w:bottom w:val="single" w:color="DDE3EE" w:sz="4"/>
-              <w:right w:val="single" w:color="DDE3EE" w:sz="4"/>
-            </w:tcBorders>
-            <w:shd w:fill="FFFFFF" w:color="auto" w:val="clear"/>
-            <w:tcMar>
-              <w:top w:type="dxa" w:w="100"/>
-              <w:left w:type="dxa" w:w="140"/>
-              <w:bottom w:type="dxa" w:w="100"/>
-              <w:right w:type="dxa" w:w="140"/>
-            </w:tcMar>
-            <w:vAlign w:val="top"/>
-          </w:tcPr>
-          <w:p>
-            <w:r>
-              <w:rPr>
-                <w:rFonts w:ascii="Segoe UI" w:cs="Segoe UI" w:eastAsia="Segoe UI" w:hAnsi="Segoe UI"/>
-                <w:color w:val="444444"/>
-                <w:sz w:val="18"/>
-                <w:szCs w:val="18"/>
-              </w:rPr>
-              <w:t xml:space="preserve">A third already-at-ceiling case, this one Executive tier: defining the domain's own accountability structure isn't a decision to hand to an AI proposal. CHRO's pilot below.</w:t>
+            <w:tcW w:type="dxa" w:w="2866"/>
+            <w:tcBorders>
+              <w:top w:val="single" w:color="DDE3EE" w:sz="4"/>
+              <w:left w:val="single" w:color="DDE3EE" w:sz="4"/>
+              <w:bottom w:val="single" w:color="DDE3EE" w:sz="4"/>
+              <w:right w:val="single" w:color="DDE3EE" w:sz="4"/>
+            </w:tcBorders>
+            <w:shd w:fill="FFFFFF" w:color="auto" w:val="clear"/>
+            <w:tcMar>
+              <w:top w:type="dxa" w:w="100"/>
+              <w:left w:type="dxa" w:w="140"/>
+              <w:bottom w:type="dxa" w:w="100"/>
+              <w:right w:type="dxa" w:w="140"/>
+            </w:tcMar>
+            <w:vAlign w:val="top"/>
+          </w:tcPr>
+          <w:p>
+            <w:r>
+              <w:rPr>
+                <w:rFonts w:ascii="Segoe UI" w:cs="Segoe UI" w:eastAsia="Segoe UI" w:hAnsi="Segoe UI"/>
+                <w:b w:val="function bold() { [native code] }"/>
+                <w:bCs w:val="function bold() { [native code] }"/>
+                <w:color w:val="444444"/>
+                <w:sz w:val="18"/>
+                <w:szCs w:val="18"/>
+              </w:rPr>
+              <w:t>Judgment</w:t>
+            </w:r>
+          </w:p>
+        </w:tc>
+        <w:tc>
+          <w:tcPr>
+            <w:tcW w:type="dxa" w:w="5274"/>
+            <w:tcBorders>
+              <w:top w:val="single" w:color="DDE3EE" w:sz="4"/>
+              <w:left w:val="single" w:color="DDE3EE" w:sz="4"/>
+              <w:bottom w:val="single" w:color="DDE3EE" w:sz="4"/>
+              <w:right w:val="single" w:color="DDE3EE" w:sz="4"/>
+            </w:tcBorders>
+            <w:shd w:fill="FFFFFF" w:color="auto" w:val="clear"/>
+            <w:tcMar>
+              <w:top w:type="dxa" w:w="100"/>
+              <w:left w:type="dxa" w:w="140"/>
+              <w:bottom w:type="dxa" w:w="100"/>
+              <w:right w:type="dxa" w:w="140"/>
+            </w:tcMar>
+            <w:vAlign w:val="top"/>
+          </w:tcPr>
+          <w:p>
+            <w:r>
+              <w:rPr>
+                <w:rFonts w:ascii="Segoe UI" w:cs="Segoe UI" w:eastAsia="Segoe UI" w:hAnsi="Segoe UI"/>
+                <w:color w:val="444444"/>
+                <w:sz w:val="18"/>
+                <w:szCs w:val="18"/>
+              </w:rPr>
+              <w:t>Executive tier: defining the domain's own accountability structure is not a decision to hand to an AI proposal. CHRO's pilot below.</w:t>
             </w:r>
           </w:p>
         </w:tc>
@@ -2261,7 +1750,7 @@
           <w:sz w:val="21"/>
           <w:szCs w:val="21"/>
         </w:rPr>
-        <w:t xml:space="preserve">Not every part of this methodology needs to operate at the same level of detail, and forcing uniform granularity was the wrong instinct. The activity's own classification (Current State / Future State / Progression Ceiling) has to live at L4 — or at L3 when the process is a genuine APQC leaf with no L4 children, confirmed against the real APQC PCF Cross-Industry v8.0 source file (18 such leaf L3s exist domain-wide in PCF 7.0, including all five L3s under 7.4 Manage Employee Relations — a real structural fact, not a missing build). Technical/process readiness (below) has to live at the same granularity, because it is evidence about AI performance on one specific piece of work.</w:t>
+        <w:t>Not every part of this methodology needs to operate at the same level of detail, and forcing uniform granularity was the wrong instinct. The activity's own classification (Current State and Progression Ceiling) has to live at L4 — or at L3 when the process is a genuine APQC leaf with no L4 children, confirmed against the real APQC PCF Cross-Industry v8.0 source file (18 such leaf L3s exist domain-wide in PCF 7.0, including all five L3s under 7.4 Manage Employee Relations — a real structural fact, not a missing build). Technical/process readiness (below) has to live at the same granularity, because it is evidence about AI performance on one specific piece of work.</w:t>
       </w:r>
     </w:p>
     <w:p>
@@ -2318,7 +1807,7 @@
           <w:sz w:val="21"/>
           <w:szCs w:val="21"/>
         </w:rPr>
-        <w:t xml:space="preserve">An activity advances from Current State toward Future State only when three independent signals clear — not one role-level score standing in for all three:</w:t>
+        <w:t>An activity advances from Current State toward its Progression Ceiling only when three independent signals clear — not one role-level score standing in for all three:</w:t>
       </w:r>
     </w:p>
     <w:tbl>
@@ -3868,7 +3357,7 @@
                 <w:sz w:val="18"/>
                 <w:szCs w:val="18"/>
               </w:rPr>
-              <w:t xml:space="preserve">Already fully concentrated, not an emerging risk — HRBP Manager holds 100% of the Accountable share across the entire real M1→M5 curve for this activity.</w:t>
+              <w:t>Already fully concentrated, not an emerging risk — HRBP Manager holds 100% of the Accountable share at every step of the ramp for this activity.</w:t>
             </w:r>
           </w:p>
         </w:tc>
@@ -7756,7 +7245,7 @@
                 <w:sz w:val="18"/>
                 <w:szCs w:val="18"/>
               </w:rPr>
-              <w:t xml:space="preserve">The “AI redistributes work, not accountability” thesis holds again, but with less room to move: 7.1.1's L4s were already judgment-heavy under the old pattern-derived system too (Knowledge pattern, M3 65), so working-relationship classification confirms the existing picture rather than overturning it the way it did for 7.2.1 (45.7% → 27.7%).</w:t>
+              <w:t>The “AI redistributes work, not accountability” thesis holds again, but with less room to move: 7.1.1's L4s were already judgment-heavy under the old pattern-derived system too (Knowledge pattern, 65% H), so working-relationship classification confirms the existing picture rather than overturning it the way it did for 7.2.1 (45.7% → 27.7%).</w:t>
             </w:r>
           </w:p>
         </w:tc>
@@ -7897,7 +7386,7 @@
           <w:sz w:val="21"/>
           <w:szCs w:val="21"/>
         </w:rPr>
-        <w:t xml:space="preserve">The Recruiter and CHRO pilots (Section 8) are now complete — GiGi's recommended test has been run. Left open by design, newly surfaced by those two pilots: whether the Role-level readiness axis's "weakest-link across multiple touching roles" rule needs a distinct treatment for an Executive-tier, single-decision-maker L3 like CHRO's, where no second touching role exists to be the weak link; and whether the Human Impact Pathway's Manager Absorption stage needs an explicit top-of-catalog variant rather than defaulting to "no data" when a role has no manager to absorb into. Still open from before: what the technical-readiness instrument should concretely measure and collect at scale; and whether Human Intensity ultimately becomes its own tracked field or stays a qualitative note alongside Current State / Future State / Progression Ceiling.</w:t>
+        <w:t>The Recruiter and CHRO pilots (Section 8) are now complete — GiGi's recommended test has been run. Left open by design, newly surfaced by those two pilots: whether the Role-level readiness axis's "weakest-link across multiple touching roles" rule needs a distinct treatment for an Executive-tier, single-decision-maker L3 like CHRO's, where no second touching role exists to be the weak link; and whether the Human Impact Pathway's Manager Absorption stage needs an explicit top-of-catalog variant rather than defaulting to "no data" when a role has no manager to absorb into. Still open from before: what the technical-readiness instrument should concretely measure and collect at scale; and whether Human Intensity ultimately becomes its own tracked field or stays a qualitative note alongside Current State and Progression Ceiling.</w:t>
       </w:r>
     </w:p>
     <w:p>
